--- a/samples/fixtures/docx/case-15-sov-four-locations.docx
+++ b/samples/fixtures/docx/case-15-sov-four-locations.docx
@@ -45,6 +45,11 @@
     <w:p>
       <w:r>
         <w:t>Expected: binder_A</w:t>
+      </w:r>
+    </w:p>
+    <w:p>
+      <w:r>
+        <w:t>SUBMISSION-DATA-B64: eyJicm9rZXJfbmFtZSI6IkFjbWUiLCJjb21tb2RpdGllcyI6W3siY29tbW9kaXR5X3R5cGUiOiJTVEVFTCJ9XSwibG9jYXRpb25zIjpbeyJhZGRyZXNzIjoiQSIsInNwcmlua2xlcmVkIjp0cnVlfSx7ImFkZHJlc3MiOiJCIiwic3ByaW5rbGVyZWQiOnRydWV9LHsiYWRkcmVzcyI6IkMiLCJzcHJpbmtsZXJlZCI6dHJ1ZX0seyJhZGRyZXNzIjoiRCIsInNwcmlua2xlcmVkIjp0cnVlfV0sInRvdGFsX2luc3VyZWRfdmFsdWUiOjkwMDAwMDB9</w:t>
       </w:r>
     </w:p>
     <w:sectPr>

--- a/samples/fixtures/docx/case-15-sov-four-locations.docx
+++ b/samples/fixtures/docx/case-15-sov-four-locations.docx
@@ -49,7 +49,7 @@
     </w:p>
     <w:p>
       <w:r>
-        <w:t>SUBMISSION-DATA-B64: eyJicm9rZXJfbmFtZSI6IkFjbWUiLCJjb21tb2RpdGllcyI6W3siY29tbW9kaXR5X3R5cGUiOiJTVEVFTCJ9XSwibG9jYXRpb25zIjpbeyJhZGRyZXNzIjoiQSIsInNwcmlua2xlcmVkIjp0cnVlfSx7ImFkZHJlc3MiOiJCIiwic3ByaW5rbGVyZWQiOnRydWV9LHsiYWRkcmVzcyI6IkMiLCJzcHJpbmtsZXJlZCI6dHJ1ZX0seyJhZGRyZXNzIjoiRCIsInNwcmlua2xlcmVkIjp0cnVlfV0sInRvdGFsX2luc3VyZWRfdmFsdWUiOjkwMDAwMDB9</w:t>
+        <w:t>SUBMISSION-DATA-B64: eyJicm9rZXJfbmFtZSI6IkFjbWUiLCJjb21tb2RpdGllcyI6W3siY29tbW9kaXR5X3R5cGUiOiJTVEVFTCJ9XSwibG9jYXRpb25zIjpbeyJhZGRyZXNzIjoiQSIsInNwcmlua2xlcmVkIjp0cnVlfSx7ImFkZHJlc3MiOiJCIiwic3ByaW5rbGVyZWQiOnRydWV9LHsiYWRkcmVzcyI6IkMiLCJzcHJpbmtsZXJlZCI6dHJ1ZX0seyJhZGRyZXNzIjoiRCIsInNwcmlua2xlcmVkIjp0cnVlfV0sInRvdGFsX2luc3VyZWRfdmFsdWUiOjkwMDAwMDB9 :END-SUBMISSION-DATA</w:t>
       </w:r>
     </w:p>
     <w:sectPr>
